--- a/backend/data/Fristgerechte_Kündigung_Pyur.docx
+++ b/backend/data/Fristgerechte_Kündigung_Pyur.docx
@@ -1039,6 +1039,18 @@
           <w:rFonts w:ascii="Calibri" w:hAnsi="Calibri" w:cs="Calibri"/>
         </w:rPr>
         <w:t>"category":["</w:t>
+      </w:r>
+      <w:r>
+        <w:rPr>
+          <w:rFonts w:ascii="Calibri" w:hAnsi="Calibri" w:cs="Calibri"/>
+        </w:rPr>
+        <w:t>Fristgerechte</w:t>
+      </w:r>
+      <w:r>
+        <w:rPr>
+          <w:rFonts w:ascii="Calibri" w:hAnsi="Calibri" w:cs="Calibri"/>
+        </w:rPr>
+        <w:t xml:space="preserve"> </w:t>
       </w:r>
       <w:r>
         <w:rPr>
@@ -2080,6 +2092,7 @@
   <w:style w:type="character" w:default="1" w:styleId="DefaultParagraphFont">
     <w:name w:val="Default Paragraph Font"/>
     <w:uiPriority w:val="1"/>
+    <w:semiHidden/>
     <w:unhideWhenUsed/>
   </w:style>
   <w:style w:type="table" w:default="1" w:styleId="TableNormal">
